--- a/1_Course/2_Term/Probability_Theory/lab_01/ЛР-0_Заварзин_ИИ-б-25-6-о.docx
+++ b/1_Course/2_Term/Probability_Theory/lab_01/ЛР-0_Заварзин_ИИ-б-25-6-о.docx
@@ -172,7 +172,7 @@
         <w:rPr>
           <w:lang w:val="ru-RU"/>
         </w:rPr>
-        <w:t>0</w:t>
+        <w:t>1</w:t>
       </w:r>
       <w:r>
         <w:rPr>
@@ -234,6 +234,9 @@
         <w:spacing w:line="360" w:lineRule="auto"/>
         <w:ind w:right="2"/>
         <w:jc w:val="center"/>
+        <w:rPr>
+          <w:lang w:val="ru-RU"/>
+        </w:rPr>
       </w:pPr>
       <w:r>
         <w:rPr>
@@ -244,6 +247,7 @@
       <w:r>
         <w:rPr>
           <w:color w:val="000000" w:themeColor="text1"/>
+          <w:lang w:val="ru-RU"/>
         </w:rPr>
         <w:t>4</w:t>
       </w:r>
@@ -297,30 +301,14 @@
           <w:color w:val="000000" w:themeColor="text1"/>
           <w:lang w:val="ru-RU"/>
         </w:rPr>
-        <w:t xml:space="preserve">студент </w:t>
-      </w:r>
-      <w:proofErr w:type="gramStart"/>
+        <w:t xml:space="preserve">студент группы  </w:t>
+      </w:r>
       <w:r>
         <w:rPr>
           <w:color w:val="000000" w:themeColor="text1"/>
           <w:lang w:val="ru-RU"/>
         </w:rPr>
-        <w:t xml:space="preserve">группы  </w:t>
-      </w:r>
-      <w:r>
-        <w:rPr>
-          <w:color w:val="000000" w:themeColor="text1"/>
-          <w:lang w:val="ru-RU"/>
-        </w:rPr>
-        <w:t>ИИ</w:t>
-      </w:r>
-      <w:proofErr w:type="gramEnd"/>
-      <w:r>
-        <w:rPr>
-          <w:color w:val="000000" w:themeColor="text1"/>
-          <w:lang w:val="ru-RU"/>
-        </w:rPr>
-        <w:t>/б-25-6-о</w:t>
+        <w:t>ИИ/б-25-6-о</w:t>
       </w:r>
     </w:p>
     <w:p>
@@ -400,21 +388,7 @@
         <w:rPr>
           <w:lang w:val="ru-RU"/>
         </w:rPr>
-        <w:t xml:space="preserve"> </w:t>
-      </w:r>
-      <w:proofErr w:type="spellStart"/>
-      <w:r>
-        <w:rPr>
-          <w:lang w:val="ru-RU"/>
-        </w:rPr>
-        <w:t>Пукас</w:t>
-      </w:r>
-      <w:proofErr w:type="spellEnd"/>
-      <w:r>
-        <w:rPr>
-          <w:lang w:val="ru-RU"/>
-        </w:rPr>
-        <w:t xml:space="preserve"> К.Р</w:t>
+        <w:t xml:space="preserve"> Пукас К.Р</w:t>
       </w:r>
       <w:r>
         <w:rPr>
@@ -584,25 +558,22 @@
           <w:sz w:val="28"/>
           <w:lang w:val="ru-RU"/>
         </w:rPr>
-        <w:t xml:space="preserve">Получение общего представления о среде математических вычислений </w:t>
-      </w:r>
-      <w:proofErr w:type="spellStart"/>
-      <w:r>
-        <w:rPr>
-          <w:rFonts w:eastAsiaTheme="minorHAnsi" w:cstheme="minorBidi"/>
-          <w:sz w:val="28"/>
-          <w:lang w:val="ru-RU"/>
+        <w:t xml:space="preserve">Изучить методы получения последовательностей случайных событий программным путем на основе системы </w:t>
+      </w:r>
+      <w:r>
+        <w:rPr>
+          <w:rFonts w:eastAsiaTheme="minorHAnsi" w:cstheme="minorBidi"/>
+          <w:sz w:val="28"/>
         </w:rPr>
         <w:t>Engee</w:t>
       </w:r>
-      <w:proofErr w:type="spellEnd"/>
-      <w:r>
-        <w:rPr>
-          <w:rFonts w:eastAsiaTheme="minorHAnsi" w:cstheme="minorBidi"/>
-          <w:sz w:val="28"/>
-          <w:lang w:val="ru-RU"/>
-        </w:rPr>
-        <w:t>, знакомство с интерфейсом, основными возможностями, приобретение навыков практической работы: математических вычислений, работы с массивами, построения графиков, создания функций и анализа данных.</w:t>
+      <w:r>
+        <w:rPr>
+          <w:rFonts w:eastAsiaTheme="minorHAnsi" w:cstheme="minorBidi"/>
+          <w:sz w:val="28"/>
+          <w:lang w:val="ru-RU"/>
+        </w:rPr>
+        <w:t>; научиться разрабатывать функции для статистических исследований, в частности, для подсчета текущей частоты случайных событий; рассчитать текущую частоту случайных событий, реализованных в проводимом эксперименте; убедиться, что случайные события, произошедшие в данном случайном эксперименте, обладают свойством стохастической устойчивости и оценить вероятность этих событий.</w:t>
       </w:r>
     </w:p>
     <w:p>
@@ -643,41 +614,13 @@
           <w:lang w:val="ru-RU"/>
         </w:rPr>
       </w:pPr>
-      <w:proofErr w:type="spellStart"/>
-      <w:r>
-        <w:rPr>
-          <w:rFonts w:eastAsiaTheme="minorHAnsi" w:cstheme="minorBidi"/>
-          <w:sz w:val="28"/>
-          <w:lang w:val="ru-RU"/>
-        </w:rPr>
-        <w:t>Engee</w:t>
-      </w:r>
-      <w:proofErr w:type="spellEnd"/>
-      <w:r>
-        <w:rPr>
-          <w:rFonts w:eastAsiaTheme="minorHAnsi" w:cstheme="minorBidi"/>
-          <w:sz w:val="28"/>
-          <w:lang w:val="ru-RU"/>
-        </w:rPr>
-        <w:t xml:space="preserve"> – российская платформа для математических вычислений и моделирования, построенная на базе языка </w:t>
-      </w:r>
-      <w:proofErr w:type="spellStart"/>
-      <w:r>
-        <w:rPr>
-          <w:rFonts w:eastAsiaTheme="minorHAnsi" w:cstheme="minorBidi"/>
-          <w:sz w:val="28"/>
-          <w:lang w:val="ru-RU"/>
-        </w:rPr>
-        <w:t>Julia</w:t>
-      </w:r>
-      <w:proofErr w:type="spellEnd"/>
-      <w:r>
-        <w:rPr>
-          <w:rFonts w:eastAsiaTheme="minorHAnsi" w:cstheme="minorBidi"/>
-          <w:sz w:val="28"/>
-          <w:lang w:val="ru-RU"/>
-        </w:rPr>
-        <w:t>. Поддерживает работу с массивами, матрицами, графиками, функциями. Позволяет выполнять вычисления как в командной строке, так и в редакторе скриптов с использованием ячеек (кодовых и текстовых). Имеет удобные средства визуализации данных.</w:t>
+      <w:r>
+        <w:rPr>
+          <w:rFonts w:eastAsiaTheme="minorHAnsi" w:cstheme="minorBidi"/>
+          <w:sz w:val="28"/>
+          <w:lang w:val="ru-RU"/>
+        </w:rPr>
+        <w:t>Engee – российская платформа для математических вычислений и моделирования, построенная на базе языка Julia. Поддерживает работу с массивами, матрицами, графиками, функциями. Позволяет выполнять вычисления как в командной строке, так и в редакторе скриптов с использованием ячеек (кодовых и текстовых). Имеет удобные средства визуализации данных.</w:t>
       </w:r>
     </w:p>
     <w:p>
@@ -751,6 +694,9 @@
         <w:jc w:val="center"/>
       </w:pPr>
       <w:r>
+        <w:rPr>
+          <w:noProof/>
+        </w:rPr>
         <w:drawing>
           <wp:inline distT="0" distB="0" distL="0" distR="0" wp14:anchorId="5563D174" wp14:editId="71672C80">
             <wp:extent cx="1743318" cy="1400370"/>
@@ -871,6 +817,10 @@
         <w:jc w:val="center"/>
       </w:pPr>
       <w:r>
+        <w:rPr>
+          <w:noProof/>
+        </w:rPr>
+        <w:lastRenderedPageBreak/>
         <w:drawing>
           <wp:inline distT="0" distB="0" distL="0" distR="0" wp14:anchorId="3B763003" wp14:editId="401CC180">
             <wp:extent cx="1514686" cy="1362265"/>
@@ -990,7 +940,9 @@
         <w:jc w:val="center"/>
       </w:pPr>
       <w:r>
-        <w:lastRenderedPageBreak/>
+        <w:rPr>
+          <w:noProof/>
+        </w:rPr>
         <w:drawing>
           <wp:inline distT="0" distB="0" distL="0" distR="0" wp14:anchorId="3CCC30FF" wp14:editId="008070D2">
             <wp:extent cx="1562318" cy="1371791"/>
@@ -1114,6 +1066,7 @@
       </w:pPr>
       <w:r>
         <w:rPr>
+          <w:noProof/>
           <w:lang w:val="ru-RU"/>
         </w:rPr>
         <w:drawing>
@@ -1235,6 +1188,9 @@
         <w:jc w:val="center"/>
       </w:pPr>
       <w:r>
+        <w:rPr>
+          <w:noProof/>
+        </w:rPr>
         <w:drawing>
           <wp:inline distT="0" distB="0" distL="0" distR="0" wp14:anchorId="478773BF" wp14:editId="3270525C">
             <wp:extent cx="2076740" cy="1562318"/>
@@ -1354,6 +1310,10 @@
         <w:jc w:val="center"/>
       </w:pPr>
       <w:r>
+        <w:rPr>
+          <w:noProof/>
+        </w:rPr>
+        <w:lastRenderedPageBreak/>
         <w:drawing>
           <wp:inline distT="0" distB="0" distL="0" distR="0" wp14:anchorId="313018FC" wp14:editId="1D3B3F36">
             <wp:extent cx="2648320" cy="1495634"/>
@@ -1473,7 +1433,9 @@
         <w:jc w:val="center"/>
       </w:pPr>
       <w:r>
-        <w:lastRenderedPageBreak/>
+        <w:rPr>
+          <w:noProof/>
+        </w:rPr>
         <w:drawing>
           <wp:inline distT="0" distB="0" distL="0" distR="0" wp14:anchorId="1F6E42F0" wp14:editId="640ABCA3">
             <wp:extent cx="1752845" cy="1876687"/>
@@ -1593,6 +1555,9 @@
         <w:jc w:val="center"/>
       </w:pPr>
       <w:r>
+        <w:rPr>
+          <w:noProof/>
+        </w:rPr>
         <w:drawing>
           <wp:inline distT="0" distB="0" distL="0" distR="0" wp14:anchorId="4A6D7487" wp14:editId="641C4372">
             <wp:extent cx="1838582" cy="1886213"/>
@@ -1713,6 +1678,9 @@
         <w:jc w:val="center"/>
       </w:pPr>
       <w:r>
+        <w:rPr>
+          <w:noProof/>
+        </w:rPr>
         <w:drawing>
           <wp:inline distT="0" distB="0" distL="0" distR="0" wp14:anchorId="21AD2B66" wp14:editId="0B66BBE7">
             <wp:extent cx="1733792" cy="1533739"/>
@@ -1832,6 +1800,10 @@
         <w:jc w:val="center"/>
       </w:pPr>
       <w:r>
+        <w:rPr>
+          <w:noProof/>
+        </w:rPr>
+        <w:lastRenderedPageBreak/>
         <w:drawing>
           <wp:inline distT="0" distB="0" distL="0" distR="0" wp14:anchorId="71D10D31" wp14:editId="7BF404DD">
             <wp:extent cx="3372321" cy="1476581"/>
@@ -1950,7 +1922,9 @@
         <w:jc w:val="center"/>
       </w:pPr>
       <w:r>
-        <w:lastRenderedPageBreak/>
+        <w:rPr>
+          <w:noProof/>
+        </w:rPr>
         <w:drawing>
           <wp:inline distT="0" distB="0" distL="0" distR="0" wp14:anchorId="2A764544" wp14:editId="164C0165">
             <wp:extent cx="4544059" cy="5001323"/>
@@ -1997,6 +1971,7 @@
           <w:i w:val="0"/>
           <w:color w:val="auto"/>
           <w:sz w:val="28"/>
+          <w:lang w:val="ru-RU"/>
         </w:rPr>
       </w:pPr>
       <w:r>
@@ -2067,6 +2042,7 @@
           <w:i w:val="0"/>
           <w:color w:val="auto"/>
           <w:sz w:val="28"/>
+          <w:lang w:val="ru-RU"/>
         </w:rPr>
         <w:t>1</w:t>
       </w:r>
@@ -2123,19 +2099,8 @@
           <w:iCs/>
           <w:szCs w:val="28"/>
         </w:rPr>
-        <w:t xml:space="preserve">. Сертификат о прохождении курса </w:t>
-      </w:r>
-      <w:proofErr w:type="spellStart"/>
-      <w:r>
-        <w:rPr>
-          <w:rFonts w:cs="Times New Roman"/>
-          <w:b/>
-          <w:iCs/>
-          <w:szCs w:val="28"/>
-        </w:rPr>
-        <w:t>Engee</w:t>
-      </w:r>
-      <w:proofErr w:type="spellEnd"/>
+        <w:t>. Сертификат о прохождении курса Engee</w:t>
+      </w:r>
     </w:p>
     <w:p>
       <w:pPr>
@@ -2157,43 +2122,7 @@
           <w:sz w:val="28"/>
           <w:lang w:val="ru-RU"/>
         </w:rPr>
-        <w:t>Сертификат об успешном прохождении программы курса «</w:t>
-      </w:r>
-      <w:proofErr w:type="spellStart"/>
-      <w:r>
-        <w:rPr>
-          <w:rFonts w:eastAsiaTheme="minorHAnsi" w:cstheme="minorBidi"/>
-          <w:sz w:val="28"/>
-          <w:lang w:val="ru-RU"/>
-        </w:rPr>
-        <w:t>Engee</w:t>
-      </w:r>
-      <w:proofErr w:type="spellEnd"/>
-      <w:r>
-        <w:rPr>
-          <w:rFonts w:eastAsiaTheme="minorHAnsi" w:cstheme="minorBidi"/>
-          <w:sz w:val="28"/>
-          <w:lang w:val="ru-RU"/>
-        </w:rPr>
-        <w:t xml:space="preserve"> </w:t>
-      </w:r>
-      <w:proofErr w:type="spellStart"/>
-      <w:r>
-        <w:rPr>
-          <w:rFonts w:eastAsiaTheme="minorHAnsi" w:cstheme="minorBidi"/>
-          <w:sz w:val="28"/>
-          <w:lang w:val="ru-RU"/>
-        </w:rPr>
-        <w:t>Onramp</w:t>
-      </w:r>
-      <w:proofErr w:type="spellEnd"/>
-      <w:r>
-        <w:rPr>
-          <w:rFonts w:eastAsiaTheme="minorHAnsi" w:cstheme="minorBidi"/>
-          <w:sz w:val="28"/>
-          <w:lang w:val="ru-RU"/>
-        </w:rPr>
-        <w:t xml:space="preserve">» </w:t>
+        <w:t xml:space="preserve">Сертификат об успешном прохождении программы курса «Engee Onramp» </w:t>
       </w:r>
       <w:r>
         <w:rPr>
@@ -2241,6 +2170,7 @@
       </w:pPr>
       <w:r>
         <w:rPr>
+          <w:noProof/>
           <w:lang w:val="ru-RU"/>
         </w:rPr>
         <w:drawing>
@@ -2397,6 +2327,7 @@
         <w:rPr>
           <w:sz w:val="28"/>
           <w:szCs w:val="28"/>
+          <w:lang w:val="ru-RU"/>
         </w:rPr>
       </w:pPr>
       <w:r>
@@ -2472,7 +2403,6 @@
         </w:rPr>
         <w:t xml:space="preserve">среде разработки </w:t>
       </w:r>
-      <w:proofErr w:type="spellStart"/>
       <w:r>
         <w:rPr>
           <w:rFonts w:eastAsiaTheme="minorHAnsi" w:cstheme="minorBidi"/>
@@ -2481,7 +2411,6 @@
         </w:rPr>
         <w:t>Engee</w:t>
       </w:r>
-      <w:proofErr w:type="spellEnd"/>
       <w:r>
         <w:rPr>
           <w:rFonts w:eastAsiaTheme="minorHAnsi" w:cstheme="minorBidi"/>
@@ -2575,20 +2504,8 @@
           <w:szCs w:val="23"/>
           <w:lang w:eastAsia="ru-RU"/>
         </w:rPr>
-        <w:t xml:space="preserve"> </w:t>
-      </w:r>
-      <w:proofErr w:type="spellStart"/>
-      <w:r>
-        <w:rPr>
-          <w:rFonts w:ascii="Consolas" w:hAnsi="Consolas"/>
-          <w:color w:val="3B3B3B"/>
-          <w:sz w:val="23"/>
-          <w:szCs w:val="23"/>
-          <w:lang w:eastAsia="ru-RU"/>
-        </w:rPr>
-        <w:t>Printf</w:t>
-      </w:r>
-      <w:proofErr w:type="spellEnd"/>
+        <w:t xml:space="preserve"> Printf</w:t>
+      </w:r>
     </w:p>
     <w:p>
       <w:pPr>
@@ -2621,27 +2538,15 @@
           <w:lang w:eastAsia="ru-RU"/>
         </w:rPr>
       </w:pPr>
-      <w:proofErr w:type="spellStart"/>
-      <w:r>
-        <w:rPr>
-          <w:rFonts w:ascii="Consolas" w:hAnsi="Consolas"/>
-          <w:color w:val="3B3B3B"/>
-          <w:sz w:val="23"/>
-          <w:szCs w:val="23"/>
-          <w:lang w:eastAsia="ru-RU"/>
-        </w:rPr>
-        <w:t>xValues</w:t>
-      </w:r>
-      <w:proofErr w:type="spellEnd"/>
-      <w:r>
-        <w:rPr>
-          <w:rFonts w:ascii="Consolas" w:hAnsi="Consolas"/>
-          <w:color w:val="3B3B3B"/>
-          <w:sz w:val="23"/>
-          <w:szCs w:val="23"/>
-          <w:lang w:eastAsia="ru-RU"/>
-        </w:rPr>
-        <w:t xml:space="preserve"> </w:t>
+      <w:r>
+        <w:rPr>
+          <w:rFonts w:ascii="Consolas" w:hAnsi="Consolas"/>
+          <w:color w:val="3B3B3B"/>
+          <w:sz w:val="23"/>
+          <w:szCs w:val="23"/>
+          <w:lang w:eastAsia="ru-RU"/>
+        </w:rPr>
+        <w:t xml:space="preserve">xValues </w:t>
       </w:r>
       <w:r>
         <w:rPr>
@@ -2679,27 +2584,15 @@
           <w:lang w:eastAsia="ru-RU"/>
         </w:rPr>
       </w:pPr>
-      <w:proofErr w:type="spellStart"/>
-      <w:r>
-        <w:rPr>
-          <w:rFonts w:ascii="Consolas" w:hAnsi="Consolas"/>
-          <w:color w:val="3B3B3B"/>
-          <w:sz w:val="23"/>
-          <w:szCs w:val="23"/>
-          <w:lang w:eastAsia="ru-RU"/>
-        </w:rPr>
-        <w:t>functionValues</w:t>
-      </w:r>
-      <w:proofErr w:type="spellEnd"/>
-      <w:r>
-        <w:rPr>
-          <w:rFonts w:ascii="Consolas" w:hAnsi="Consolas"/>
-          <w:color w:val="3B3B3B"/>
-          <w:sz w:val="23"/>
-          <w:szCs w:val="23"/>
-          <w:lang w:eastAsia="ru-RU"/>
-        </w:rPr>
-        <w:t xml:space="preserve"> </w:t>
+      <w:r>
+        <w:rPr>
+          <w:rFonts w:ascii="Consolas" w:hAnsi="Consolas"/>
+          <w:color w:val="3B3B3B"/>
+          <w:sz w:val="23"/>
+          <w:szCs w:val="23"/>
+          <w:lang w:eastAsia="ru-RU"/>
+        </w:rPr>
+        <w:t xml:space="preserve">functionValues </w:t>
       </w:r>
       <w:r>
         <w:rPr>
@@ -2816,11 +2709,9 @@
           <w:color w:val="3B3B3B"/>
           <w:sz w:val="23"/>
           <w:szCs w:val="23"/>
-          <w:lang w:eastAsia="ru-RU"/>
-        </w:rPr>
-      </w:pPr>
-      <w:proofErr w:type="spellStart"/>
-      <w:proofErr w:type="gramStart"/>
+          <w:lang w:val="ru-RU" w:eastAsia="ru-RU"/>
+        </w:rPr>
+      </w:pPr>
       <w:r>
         <w:rPr>
           <w:rFonts w:ascii="Consolas" w:hAnsi="Consolas"/>
@@ -2831,25 +2722,23 @@
         </w:rPr>
         <w:t>println</w:t>
       </w:r>
-      <w:proofErr w:type="spellEnd"/>
-      <w:r>
-        <w:rPr>
-          <w:rFonts w:ascii="Consolas" w:hAnsi="Consolas"/>
-          <w:color w:val="3B3B3B"/>
-          <w:sz w:val="23"/>
-          <w:szCs w:val="23"/>
-          <w:lang w:eastAsia="ru-RU"/>
+      <w:r>
+        <w:rPr>
+          <w:rFonts w:ascii="Consolas" w:hAnsi="Consolas"/>
+          <w:color w:val="3B3B3B"/>
+          <w:sz w:val="23"/>
+          <w:szCs w:val="23"/>
+          <w:lang w:val="ru-RU" w:eastAsia="ru-RU"/>
         </w:rPr>
         <w:t>(</w:t>
       </w:r>
-      <w:proofErr w:type="gramEnd"/>
       <w:r>
         <w:rPr>
           <w:rFonts w:ascii="Consolas" w:hAnsi="Consolas"/>
           <w:color w:val="A31515"/>
           <w:sz w:val="23"/>
           <w:szCs w:val="23"/>
-          <w:lang w:eastAsia="ru-RU"/>
+          <w:lang w:val="ru-RU" w:eastAsia="ru-RU"/>
         </w:rPr>
         <w:t>"</w:t>
       </w:r>
@@ -2859,9 +2748,19 @@
           <w:color w:val="EE0000"/>
           <w:sz w:val="23"/>
           <w:szCs w:val="23"/>
-          <w:lang w:eastAsia="ru-RU"/>
-        </w:rPr>
-        <w:t>\n</w:t>
+          <w:lang w:val="ru-RU" w:eastAsia="ru-RU"/>
+        </w:rPr>
+        <w:t>\</w:t>
+      </w:r>
+      <w:r>
+        <w:rPr>
+          <w:rFonts w:ascii="Consolas" w:hAnsi="Consolas"/>
+          <w:color w:val="EE0000"/>
+          <w:sz w:val="23"/>
+          <w:szCs w:val="23"/>
+          <w:lang w:eastAsia="ru-RU"/>
+        </w:rPr>
+        <w:t>n</w:t>
       </w:r>
       <w:r>
         <w:rPr>
@@ -2879,7 +2778,7 @@
           <w:color w:val="A31515"/>
           <w:sz w:val="23"/>
           <w:szCs w:val="23"/>
-          <w:lang w:eastAsia="ru-RU"/>
+          <w:lang w:val="ru-RU" w:eastAsia="ru-RU"/>
         </w:rPr>
         <w:t xml:space="preserve"> </w:t>
       </w:r>
@@ -2899,9 +2798,9 @@
           <w:color w:val="A31515"/>
           <w:sz w:val="23"/>
           <w:szCs w:val="23"/>
-          <w:lang w:eastAsia="ru-RU"/>
-        </w:rPr>
-        <w:t xml:space="preserve"> x </w:t>
+          <w:lang w:val="ru-RU" w:eastAsia="ru-RU"/>
+        </w:rPr>
+        <w:t xml:space="preserve"> </w:t>
       </w:r>
       <w:r>
         <w:rPr>
@@ -2909,8 +2808,28 @@
           <w:color w:val="A31515"/>
           <w:sz w:val="23"/>
           <w:szCs w:val="23"/>
+          <w:lang w:eastAsia="ru-RU"/>
+        </w:rPr>
+        <w:t>x</w:t>
+      </w:r>
+      <w:r>
+        <w:rPr>
+          <w:rFonts w:ascii="Consolas" w:hAnsi="Consolas"/>
+          <w:color w:val="A31515"/>
+          <w:sz w:val="23"/>
+          <w:szCs w:val="23"/>
           <w:lang w:val="ru-RU" w:eastAsia="ru-RU"/>
         </w:rPr>
+        <w:t xml:space="preserve"> </w:t>
+      </w:r>
+      <w:r>
+        <w:rPr>
+          <w:rFonts w:ascii="Consolas" w:hAnsi="Consolas"/>
+          <w:color w:val="A31515"/>
+          <w:sz w:val="23"/>
+          <w:szCs w:val="23"/>
+          <w:lang w:val="ru-RU" w:eastAsia="ru-RU"/>
+        </w:rPr>
         <w:t>и</w:t>
       </w:r>
       <w:r>
@@ -2919,17 +2838,57 @@
           <w:color w:val="A31515"/>
           <w:sz w:val="23"/>
           <w:szCs w:val="23"/>
-          <w:lang w:eastAsia="ru-RU"/>
-        </w:rPr>
-        <w:t xml:space="preserve"> f(x):"</w:t>
-      </w:r>
-      <w:r>
-        <w:rPr>
-          <w:rFonts w:ascii="Consolas" w:hAnsi="Consolas"/>
-          <w:color w:val="3B3B3B"/>
-          <w:sz w:val="23"/>
-          <w:szCs w:val="23"/>
-          <w:lang w:eastAsia="ru-RU"/>
+          <w:lang w:val="ru-RU" w:eastAsia="ru-RU"/>
+        </w:rPr>
+        <w:t xml:space="preserve"> </w:t>
+      </w:r>
+      <w:r>
+        <w:rPr>
+          <w:rFonts w:ascii="Consolas" w:hAnsi="Consolas"/>
+          <w:color w:val="A31515"/>
+          <w:sz w:val="23"/>
+          <w:szCs w:val="23"/>
+          <w:lang w:eastAsia="ru-RU"/>
+        </w:rPr>
+        <w:t>f</w:t>
+      </w:r>
+      <w:r>
+        <w:rPr>
+          <w:rFonts w:ascii="Consolas" w:hAnsi="Consolas"/>
+          <w:color w:val="A31515"/>
+          <w:sz w:val="23"/>
+          <w:szCs w:val="23"/>
+          <w:lang w:val="ru-RU" w:eastAsia="ru-RU"/>
+        </w:rPr>
+        <w:t>(</w:t>
+      </w:r>
+      <w:r>
+        <w:rPr>
+          <w:rFonts w:ascii="Consolas" w:hAnsi="Consolas"/>
+          <w:color w:val="A31515"/>
+          <w:sz w:val="23"/>
+          <w:szCs w:val="23"/>
+          <w:lang w:eastAsia="ru-RU"/>
+        </w:rPr>
+        <w:t>x</w:t>
+      </w:r>
+      <w:r>
+        <w:rPr>
+          <w:rFonts w:ascii="Consolas" w:hAnsi="Consolas"/>
+          <w:color w:val="A31515"/>
+          <w:sz w:val="23"/>
+          <w:szCs w:val="23"/>
+          <w:lang w:val="ru-RU" w:eastAsia="ru-RU"/>
+        </w:rPr>
+        <w:t>):"</w:t>
+      </w:r>
+      <w:r>
+        <w:rPr>
+          <w:rFonts w:ascii="Consolas" w:hAnsi="Consolas"/>
+          <w:color w:val="3B3B3B"/>
+          <w:sz w:val="23"/>
+          <w:szCs w:val="23"/>
+          <w:lang w:val="ru-RU" w:eastAsia="ru-RU"/>
         </w:rPr>
         <w:t>)</w:t>
       </w:r>
@@ -2949,8 +2908,6 @@
           <w:lang w:eastAsia="ru-RU"/>
         </w:rPr>
       </w:pPr>
-      <w:proofErr w:type="spellStart"/>
-      <w:proofErr w:type="gramStart"/>
       <w:r>
         <w:rPr>
           <w:rFonts w:ascii="Consolas" w:hAnsi="Consolas"/>
@@ -2961,7 +2918,6 @@
         </w:rPr>
         <w:t>println</w:t>
       </w:r>
-      <w:proofErr w:type="spellEnd"/>
       <w:r>
         <w:rPr>
           <w:rFonts w:ascii="Consolas" w:hAnsi="Consolas"/>
@@ -2972,7 +2928,6 @@
         </w:rPr>
         <w:t>(</w:t>
       </w:r>
-      <w:proofErr w:type="gramEnd"/>
       <w:r>
         <w:rPr>
           <w:rFonts w:ascii="Consolas" w:hAnsi="Consolas"/>
@@ -3009,8 +2964,6 @@
           <w:lang w:eastAsia="ru-RU"/>
         </w:rPr>
       </w:pPr>
-      <w:proofErr w:type="spellStart"/>
-      <w:proofErr w:type="gramStart"/>
       <w:r>
         <w:rPr>
           <w:rFonts w:ascii="Consolas" w:hAnsi="Consolas"/>
@@ -3021,7 +2974,6 @@
         </w:rPr>
         <w:t>println</w:t>
       </w:r>
-      <w:proofErr w:type="spellEnd"/>
       <w:r>
         <w:rPr>
           <w:rFonts w:ascii="Consolas" w:hAnsi="Consolas"/>
@@ -3032,7 +2984,6 @@
         </w:rPr>
         <w:t>(</w:t>
       </w:r>
-      <w:proofErr w:type="gramEnd"/>
       <w:r>
         <w:rPr>
           <w:rFonts w:ascii="Consolas" w:hAnsi="Consolas"/>
@@ -3069,8 +3020,6 @@
           <w:lang w:eastAsia="ru-RU"/>
         </w:rPr>
       </w:pPr>
-      <w:proofErr w:type="spellStart"/>
-      <w:proofErr w:type="gramStart"/>
       <w:r>
         <w:rPr>
           <w:rFonts w:ascii="Consolas" w:hAnsi="Consolas"/>
@@ -3081,7 +3030,6 @@
         </w:rPr>
         <w:t>println</w:t>
       </w:r>
-      <w:proofErr w:type="spellEnd"/>
       <w:r>
         <w:rPr>
           <w:rFonts w:ascii="Consolas" w:hAnsi="Consolas"/>
@@ -3092,7 +3040,6 @@
         </w:rPr>
         <w:t>(</w:t>
       </w:r>
-      <w:proofErr w:type="gramEnd"/>
       <w:r>
         <w:rPr>
           <w:rFonts w:ascii="Consolas" w:hAnsi="Consolas"/>
@@ -3351,7 +3298,6 @@
         </w:rPr>
         <w:t>*</w:t>
       </w:r>
-      <w:proofErr w:type="gramStart"/>
       <w:r>
         <w:rPr>
           <w:rFonts w:ascii="Consolas" w:hAnsi="Consolas"/>
@@ -3370,18 +3316,7 @@
           <w:szCs w:val="23"/>
           <w:lang w:eastAsia="ru-RU"/>
         </w:rPr>
-        <w:t>!</w:t>
-      </w:r>
-      <w:proofErr w:type="gramEnd"/>
-      <w:r>
-        <w:rPr>
-          <w:rFonts w:ascii="Consolas" w:hAnsi="Consolas"/>
-          <w:color w:val="000000"/>
-          <w:sz w:val="23"/>
-          <w:szCs w:val="23"/>
-          <w:lang w:eastAsia="ru-RU"/>
-        </w:rPr>
-        <w:t>=</w:t>
+        <w:t>!=</w:t>
       </w:r>
       <w:r>
         <w:rPr>
@@ -3449,7 +3384,6 @@
         </w:rPr>
         <w:t xml:space="preserve"> </w:t>
       </w:r>
-      <w:proofErr w:type="gramStart"/>
       <w:r>
         <w:rPr>
           <w:rFonts w:ascii="Consolas" w:hAnsi="Consolas"/>
@@ -3470,7 +3404,6 @@
         </w:rPr>
         <w:t>(</w:t>
       </w:r>
-      <w:proofErr w:type="gramEnd"/>
       <w:r>
         <w:rPr>
           <w:rFonts w:ascii="Consolas" w:hAnsi="Consolas"/>
@@ -3561,7 +3494,6 @@
         </w:rPr>
         <w:t xml:space="preserve"> </w:t>
       </w:r>
-      <w:proofErr w:type="gramStart"/>
       <w:r>
         <w:rPr>
           <w:rFonts w:ascii="Consolas" w:hAnsi="Consolas"/>
@@ -3582,7 +3514,6 @@
         </w:rPr>
         <w:t>(</w:t>
       </w:r>
-      <w:proofErr w:type="gramEnd"/>
       <w:r>
         <w:rPr>
           <w:rFonts w:ascii="Consolas" w:hAnsi="Consolas"/>
@@ -3679,7 +3610,6 @@
         </w:rPr>
         <w:t xml:space="preserve">        </w:t>
       </w:r>
-      <w:proofErr w:type="gramStart"/>
       <w:r>
         <w:rPr>
           <w:rFonts w:ascii="Consolas" w:hAnsi="Consolas"/>
@@ -3698,30 +3628,7 @@
           <w:szCs w:val="23"/>
           <w:lang w:eastAsia="ru-RU"/>
         </w:rPr>
-        <w:t>(</w:t>
-      </w:r>
-      <w:proofErr w:type="spellStart"/>
-      <w:proofErr w:type="gramEnd"/>
-      <w:r>
-        <w:rPr>
-          <w:rFonts w:ascii="Consolas" w:hAnsi="Consolas"/>
-          <w:color w:val="3B3B3B"/>
-          <w:sz w:val="23"/>
-          <w:szCs w:val="23"/>
-          <w:lang w:eastAsia="ru-RU"/>
-        </w:rPr>
-        <w:t>xValues</w:t>
-      </w:r>
-      <w:proofErr w:type="spellEnd"/>
-      <w:r>
-        <w:rPr>
-          <w:rFonts w:ascii="Consolas" w:hAnsi="Consolas"/>
-          <w:color w:val="3B3B3B"/>
-          <w:sz w:val="23"/>
-          <w:szCs w:val="23"/>
-          <w:lang w:eastAsia="ru-RU"/>
-        </w:rPr>
-        <w:t>, x)</w:t>
+        <w:t>(xValues, x)</w:t>
       </w:r>
     </w:p>
     <w:p>
@@ -3749,7 +3656,6 @@
         </w:rPr>
         <w:t xml:space="preserve">        </w:t>
       </w:r>
-      <w:proofErr w:type="gramStart"/>
       <w:r>
         <w:rPr>
           <w:rFonts w:ascii="Consolas" w:hAnsi="Consolas"/>
@@ -3768,30 +3674,7 @@
           <w:szCs w:val="23"/>
           <w:lang w:eastAsia="ru-RU"/>
         </w:rPr>
-        <w:t>(</w:t>
-      </w:r>
-      <w:proofErr w:type="spellStart"/>
-      <w:proofErr w:type="gramEnd"/>
-      <w:r>
-        <w:rPr>
-          <w:rFonts w:ascii="Consolas" w:hAnsi="Consolas"/>
-          <w:color w:val="3B3B3B"/>
-          <w:sz w:val="23"/>
-          <w:szCs w:val="23"/>
-          <w:lang w:eastAsia="ru-RU"/>
-        </w:rPr>
-        <w:t>functionValues</w:t>
-      </w:r>
-      <w:proofErr w:type="spellEnd"/>
-      <w:r>
-        <w:rPr>
-          <w:rFonts w:ascii="Consolas" w:hAnsi="Consolas"/>
-          <w:color w:val="3B3B3B"/>
-          <w:sz w:val="23"/>
-          <w:szCs w:val="23"/>
-          <w:lang w:eastAsia="ru-RU"/>
-        </w:rPr>
-        <w:t>, f)</w:t>
+        <w:t>(functionValues, f)</w:t>
       </w:r>
     </w:p>
     <w:p>
@@ -3827,18 +3710,7 @@
           <w:szCs w:val="23"/>
           <w:lang w:eastAsia="ru-RU"/>
         </w:rPr>
-        <w:t>@</w:t>
-      </w:r>
-      <w:proofErr w:type="gramStart"/>
-      <w:r>
-        <w:rPr>
-          <w:rFonts w:ascii="Consolas" w:hAnsi="Consolas"/>
-          <w:color w:val="795E26"/>
-          <w:sz w:val="23"/>
-          <w:szCs w:val="23"/>
-          <w:lang w:eastAsia="ru-RU"/>
-        </w:rPr>
-        <w:t>printf</w:t>
+        <w:t>@printf</w:t>
       </w:r>
       <w:r>
         <w:rPr>
@@ -3850,7 +3722,6 @@
         </w:rPr>
         <w:t>(</w:t>
       </w:r>
-      <w:proofErr w:type="gramEnd"/>
       <w:r>
         <w:rPr>
           <w:rFonts w:ascii="Consolas" w:hAnsi="Consolas"/>
@@ -3859,20 +3730,8 @@
           <w:szCs w:val="23"/>
           <w:lang w:eastAsia="ru-RU"/>
         </w:rPr>
-        <w:t>"| %-6.2f | %-7.4</w:t>
-      </w:r>
-      <w:proofErr w:type="gramStart"/>
-      <w:r>
-        <w:rPr>
-          <w:rFonts w:ascii="Consolas" w:hAnsi="Consolas"/>
-          <w:color w:val="A31515"/>
-          <w:sz w:val="23"/>
-          <w:szCs w:val="23"/>
-          <w:lang w:eastAsia="ru-RU"/>
-        </w:rPr>
-        <w:t>f  |</w:t>
-      </w:r>
-      <w:proofErr w:type="gramEnd"/>
+        <w:t>"| %-6.2f | %-7.4f  |</w:t>
+      </w:r>
       <w:r>
         <w:rPr>
           <w:rFonts w:ascii="Consolas" w:hAnsi="Consolas"/>
@@ -3965,8 +3824,6 @@
         </w:rPr>
         <w:t xml:space="preserve">        </w:t>
       </w:r>
-      <w:proofErr w:type="spellStart"/>
-      <w:proofErr w:type="gramStart"/>
       <w:r>
         <w:rPr>
           <w:rFonts w:ascii="Consolas" w:hAnsi="Consolas"/>
@@ -3977,7 +3834,6 @@
         </w:rPr>
         <w:t>println</w:t>
       </w:r>
-      <w:proofErr w:type="spellEnd"/>
       <w:r>
         <w:rPr>
           <w:rFonts w:ascii="Consolas" w:hAnsi="Consolas"/>
@@ -3988,7 +3844,6 @@
         </w:rPr>
         <w:t>(</w:t>
       </w:r>
-      <w:proofErr w:type="gramEnd"/>
       <w:r>
         <w:rPr>
           <w:rFonts w:ascii="Consolas" w:hAnsi="Consolas"/>
@@ -3997,51 +3852,7 @@
           <w:szCs w:val="23"/>
           <w:lang w:eastAsia="ru-RU"/>
         </w:rPr>
-        <w:t xml:space="preserve">"|   </w:t>
-      </w:r>
-      <w:proofErr w:type="spellStart"/>
-      <w:r>
-        <w:rPr>
-          <w:rFonts w:ascii="Consolas" w:hAnsi="Consolas"/>
-          <w:color w:val="A31515"/>
-          <w:sz w:val="23"/>
-          <w:szCs w:val="23"/>
-          <w:lang w:eastAsia="ru-RU"/>
-        </w:rPr>
-        <w:t>NaN</w:t>
-      </w:r>
-      <w:proofErr w:type="spellEnd"/>
-      <w:r>
-        <w:rPr>
-          <w:rFonts w:ascii="Consolas" w:hAnsi="Consolas"/>
-          <w:color w:val="A31515"/>
-          <w:sz w:val="23"/>
-          <w:szCs w:val="23"/>
-          <w:lang w:eastAsia="ru-RU"/>
-        </w:rPr>
-        <w:t xml:space="preserve">   |    </w:t>
-      </w:r>
-      <w:proofErr w:type="spellStart"/>
-      <w:r>
-        <w:rPr>
-          <w:rFonts w:ascii="Consolas" w:hAnsi="Consolas"/>
-          <w:color w:val="A31515"/>
-          <w:sz w:val="23"/>
-          <w:szCs w:val="23"/>
-          <w:lang w:eastAsia="ru-RU"/>
-        </w:rPr>
-        <w:t>NaN</w:t>
-      </w:r>
-      <w:proofErr w:type="spellEnd"/>
-      <w:r>
-        <w:rPr>
-          <w:rFonts w:ascii="Consolas" w:hAnsi="Consolas"/>
-          <w:color w:val="A31515"/>
-          <w:sz w:val="23"/>
-          <w:szCs w:val="23"/>
-          <w:lang w:eastAsia="ru-RU"/>
-        </w:rPr>
-        <w:t xml:space="preserve">     |"</w:t>
+        <w:t>"|   NaN   |    NaN     |"</w:t>
       </w:r>
       <w:r>
         <w:rPr>
@@ -4147,8 +3958,6 @@
           <w:lang w:eastAsia="ru-RU"/>
         </w:rPr>
       </w:pPr>
-      <w:proofErr w:type="spellStart"/>
-      <w:proofErr w:type="gramStart"/>
       <w:r>
         <w:rPr>
           <w:rFonts w:ascii="Consolas" w:hAnsi="Consolas"/>
@@ -4159,7 +3968,6 @@
         </w:rPr>
         <w:t>println</w:t>
       </w:r>
-      <w:proofErr w:type="spellEnd"/>
       <w:r>
         <w:rPr>
           <w:rFonts w:ascii="Consolas" w:hAnsi="Consolas"/>
@@ -4170,7 +3978,6 @@
         </w:rPr>
         <w:t>(</w:t>
       </w:r>
-      <w:proofErr w:type="gramEnd"/>
       <w:r>
         <w:rPr>
           <w:rFonts w:ascii="Consolas" w:hAnsi="Consolas"/>
@@ -4279,7 +4086,6 @@
           <w:lang w:eastAsia="ru-RU"/>
         </w:rPr>
       </w:pPr>
-      <w:proofErr w:type="gramStart"/>
       <w:r>
         <w:rPr>
           <w:rFonts w:ascii="Consolas" w:hAnsi="Consolas"/>
@@ -4298,52 +4104,7 @@
           <w:szCs w:val="23"/>
           <w:lang w:eastAsia="ru-RU"/>
         </w:rPr>
-        <w:t>(</w:t>
-      </w:r>
-      <w:proofErr w:type="spellStart"/>
-      <w:proofErr w:type="gramEnd"/>
-      <w:r>
-        <w:rPr>
-          <w:rFonts w:ascii="Consolas" w:hAnsi="Consolas"/>
-          <w:color w:val="3B3B3B"/>
-          <w:sz w:val="23"/>
-          <w:szCs w:val="23"/>
-          <w:lang w:eastAsia="ru-RU"/>
-        </w:rPr>
-        <w:t>xValues</w:t>
-      </w:r>
-      <w:proofErr w:type="spellEnd"/>
-      <w:r>
-        <w:rPr>
-          <w:rFonts w:ascii="Consolas" w:hAnsi="Consolas"/>
-          <w:color w:val="3B3B3B"/>
-          <w:sz w:val="23"/>
-          <w:szCs w:val="23"/>
-          <w:lang w:eastAsia="ru-RU"/>
-        </w:rPr>
-        <w:t xml:space="preserve">, </w:t>
-      </w:r>
-      <w:proofErr w:type="spellStart"/>
-      <w:r>
-        <w:rPr>
-          <w:rFonts w:ascii="Consolas" w:hAnsi="Consolas"/>
-          <w:color w:val="3B3B3B"/>
-          <w:sz w:val="23"/>
-          <w:szCs w:val="23"/>
-          <w:lang w:eastAsia="ru-RU"/>
-        </w:rPr>
-        <w:t>functionValues</w:t>
-      </w:r>
-      <w:proofErr w:type="spellEnd"/>
-      <w:r>
-        <w:rPr>
-          <w:rFonts w:ascii="Consolas" w:hAnsi="Consolas"/>
-          <w:color w:val="3B3B3B"/>
-          <w:sz w:val="23"/>
-          <w:szCs w:val="23"/>
-          <w:lang w:eastAsia="ru-RU"/>
-        </w:rPr>
-        <w:t>,</w:t>
+        <w:t>(xValues, functionValues,</w:t>
       </w:r>
     </w:p>
     <w:p>
@@ -4371,7 +4132,6 @@
         </w:rPr>
         <w:t>     color</w:t>
       </w:r>
-      <w:proofErr w:type="gramStart"/>
       <w:r>
         <w:rPr>
           <w:rFonts w:ascii="Consolas" w:hAnsi="Consolas"/>
@@ -4390,18 +4150,7 @@
           <w:szCs w:val="23"/>
           <w:lang w:eastAsia="ru-RU"/>
         </w:rPr>
-        <w:t>:purple</w:t>
-      </w:r>
-      <w:proofErr w:type="gramEnd"/>
-      <w:r>
-        <w:rPr>
-          <w:rFonts w:ascii="Consolas" w:hAnsi="Consolas"/>
-          <w:color w:val="3B3B3B"/>
-          <w:sz w:val="23"/>
-          <w:szCs w:val="23"/>
-          <w:lang w:eastAsia="ru-RU"/>
-        </w:rPr>
-        <w:t>,</w:t>
+        <w:t>:purple,</w:t>
       </w:r>
     </w:p>
     <w:p>
@@ -4427,20 +4176,8 @@
           <w:szCs w:val="23"/>
           <w:lang w:eastAsia="ru-RU"/>
         </w:rPr>
-        <w:t>     </w:t>
-      </w:r>
-      <w:proofErr w:type="spellStart"/>
-      <w:r>
-        <w:rPr>
-          <w:rFonts w:ascii="Consolas" w:hAnsi="Consolas"/>
-          <w:color w:val="3B3B3B"/>
-          <w:sz w:val="23"/>
-          <w:szCs w:val="23"/>
-          <w:lang w:eastAsia="ru-RU"/>
-        </w:rPr>
-        <w:t>xlabel</w:t>
-      </w:r>
-      <w:proofErr w:type="spellEnd"/>
+        <w:t>     xlabel</w:t>
+      </w:r>
       <w:r>
         <w:rPr>
           <w:rFonts w:ascii="Consolas" w:hAnsi="Consolas"/>
@@ -4495,20 +4232,8 @@
           <w:szCs w:val="23"/>
           <w:lang w:eastAsia="ru-RU"/>
         </w:rPr>
-        <w:t>     </w:t>
-      </w:r>
-      <w:proofErr w:type="spellStart"/>
-      <w:r>
-        <w:rPr>
-          <w:rFonts w:ascii="Consolas" w:hAnsi="Consolas"/>
-          <w:color w:val="3B3B3B"/>
-          <w:sz w:val="23"/>
-          <w:szCs w:val="23"/>
-          <w:lang w:eastAsia="ru-RU"/>
-        </w:rPr>
-        <w:t>ylabel</w:t>
-      </w:r>
-      <w:proofErr w:type="spellEnd"/>
+        <w:t>     ylabel</w:t>
+      </w:r>
       <w:r>
         <w:rPr>
           <w:rFonts w:ascii="Consolas" w:hAnsi="Consolas"/>
@@ -4623,20 +4348,8 @@
           <w:szCs w:val="23"/>
           <w:lang w:eastAsia="ru-RU"/>
         </w:rPr>
-        <w:t xml:space="preserve"> f(x) = </w:t>
-      </w:r>
-      <w:proofErr w:type="gramStart"/>
-      <w:r>
-        <w:rPr>
-          <w:rFonts w:ascii="Consolas" w:hAnsi="Consolas"/>
-          <w:color w:val="A31515"/>
-          <w:sz w:val="23"/>
-          <w:szCs w:val="23"/>
-          <w:lang w:eastAsia="ru-RU"/>
-        </w:rPr>
-        <w:t>cos(</w:t>
-      </w:r>
-      <w:proofErr w:type="gramEnd"/>
+        <w:t xml:space="preserve"> f(x) = cos(</w:t>
+      </w:r>
       <w:r>
         <w:rPr>
           <w:rFonts w:ascii="Consolas" w:hAnsi="Consolas"/>
@@ -4749,7 +4462,6 @@
         </w:rPr>
         <w:t>     marker</w:t>
       </w:r>
-      <w:proofErr w:type="gramStart"/>
       <w:r>
         <w:rPr>
           <w:rFonts w:ascii="Consolas" w:hAnsi="Consolas"/>
@@ -4768,18 +4480,7 @@
           <w:szCs w:val="23"/>
           <w:lang w:eastAsia="ru-RU"/>
         </w:rPr>
-        <w:t>:circle</w:t>
-      </w:r>
-      <w:proofErr w:type="gramEnd"/>
-      <w:r>
-        <w:rPr>
-          <w:rFonts w:ascii="Consolas" w:hAnsi="Consolas"/>
-          <w:color w:val="3B3B3B"/>
-          <w:sz w:val="23"/>
-          <w:szCs w:val="23"/>
-          <w:lang w:eastAsia="ru-RU"/>
-        </w:rPr>
-        <w:t>,</w:t>
+        <w:t>:circle,</w:t>
       </w:r>
     </w:p>
     <w:p>
@@ -4805,21 +4506,8 @@
           <w:szCs w:val="23"/>
           <w:lang w:eastAsia="ru-RU"/>
         </w:rPr>
-        <w:t>     </w:t>
-      </w:r>
-      <w:proofErr w:type="spellStart"/>
-      <w:r>
-        <w:rPr>
-          <w:rFonts w:ascii="Consolas" w:hAnsi="Consolas"/>
-          <w:color w:val="3B3B3B"/>
-          <w:sz w:val="23"/>
-          <w:szCs w:val="23"/>
-          <w:lang w:eastAsia="ru-RU"/>
-        </w:rPr>
-        <w:t>linestyle</w:t>
-      </w:r>
-      <w:proofErr w:type="spellEnd"/>
-      <w:proofErr w:type="gramStart"/>
+        <w:t>     linestyle</w:t>
+      </w:r>
       <w:r>
         <w:rPr>
           <w:rFonts w:ascii="Consolas" w:hAnsi="Consolas"/>
@@ -4838,18 +4526,7 @@
           <w:szCs w:val="23"/>
           <w:lang w:eastAsia="ru-RU"/>
         </w:rPr>
-        <w:t>:solid</w:t>
-      </w:r>
-      <w:proofErr w:type="gramEnd"/>
-      <w:r>
-        <w:rPr>
-          <w:rFonts w:ascii="Consolas" w:hAnsi="Consolas"/>
-          <w:color w:val="3B3B3B"/>
-          <w:sz w:val="23"/>
-          <w:szCs w:val="23"/>
-          <w:lang w:eastAsia="ru-RU"/>
-        </w:rPr>
-        <w:t>)</w:t>
+        <w:t>:solid)</w:t>
       </w:r>
     </w:p>
     <w:p>
@@ -4872,30 +4549,102 @@
         <w:rPr>
           <w:rFonts w:eastAsiaTheme="minorHAnsi" w:cstheme="minorBidi"/>
           <w:sz w:val="28"/>
-          <w:lang w:val="ru-RU"/>
-        </w:rPr>
-      </w:pPr>
-      <w:r>
-        <w:rPr>
-          <w:rFonts w:eastAsiaTheme="minorHAnsi" w:cstheme="minorBidi"/>
-          <w:sz w:val="28"/>
-          <w:lang w:val="ru-RU"/>
-        </w:rPr>
-        <w:t>Результат выполнения</w:t>
-      </w:r>
-      <w:r>
-        <w:rPr>
-          <w:rFonts w:eastAsiaTheme="minorHAnsi" w:cstheme="minorBidi"/>
-          <w:sz w:val="28"/>
-          <w:lang w:val="ru-RU"/>
-        </w:rPr>
-        <w:t xml:space="preserve"> программы изображён на рисунке </w:t>
-      </w:r>
-      <w:r>
-        <w:rPr>
-          <w:rFonts w:eastAsiaTheme="minorHAnsi" w:cstheme="minorBidi"/>
-          <w:sz w:val="28"/>
-          <w:lang w:val="ru-RU"/>
+        </w:rPr>
+      </w:pPr>
+      <w:r>
+        <w:rPr>
+          <w:rFonts w:eastAsiaTheme="minorHAnsi" w:cstheme="minorBidi"/>
+          <w:sz w:val="28"/>
+          <w:lang w:val="ru-RU"/>
+        </w:rPr>
+        <w:t>Результат</w:t>
+      </w:r>
+      <w:r>
+        <w:rPr>
+          <w:rFonts w:eastAsiaTheme="minorHAnsi" w:cstheme="minorBidi"/>
+          <w:sz w:val="28"/>
+        </w:rPr>
+        <w:t xml:space="preserve"> </w:t>
+      </w:r>
+      <w:r>
+        <w:rPr>
+          <w:rFonts w:eastAsiaTheme="minorHAnsi" w:cstheme="minorBidi"/>
+          <w:sz w:val="28"/>
+          <w:lang w:val="ru-RU"/>
+        </w:rPr>
+        <w:t>выполнения</w:t>
+      </w:r>
+      <w:r>
+        <w:rPr>
+          <w:rFonts w:eastAsiaTheme="minorHAnsi" w:cstheme="minorBidi"/>
+          <w:sz w:val="28"/>
+        </w:rPr>
+        <w:t xml:space="preserve"> </w:t>
+      </w:r>
+      <w:r>
+        <w:rPr>
+          <w:rFonts w:eastAsiaTheme="minorHAnsi" w:cstheme="minorBidi"/>
+          <w:sz w:val="28"/>
+          <w:lang w:val="ru-RU"/>
+        </w:rPr>
+        <w:t>программы</w:t>
+      </w:r>
+      <w:r>
+        <w:rPr>
+          <w:rFonts w:eastAsiaTheme="minorHAnsi" w:cstheme="minorBidi"/>
+          <w:sz w:val="28"/>
+        </w:rPr>
+        <w:t xml:space="preserve"> </w:t>
+      </w:r>
+      <w:r>
+        <w:rPr>
+          <w:rFonts w:eastAsiaTheme="minorHAnsi" w:cstheme="minorBidi"/>
+          <w:sz w:val="28"/>
+          <w:lang w:val="ru-RU"/>
+        </w:rPr>
+        <w:t>изображён</w:t>
+      </w:r>
+      <w:r>
+        <w:rPr>
+          <w:rFonts w:eastAsiaTheme="minorHAnsi" w:cstheme="minorBidi"/>
+          <w:sz w:val="28"/>
+        </w:rPr>
+        <w:t xml:space="preserve"> </w:t>
+      </w:r>
+      <w:r>
+        <w:rPr>
+          <w:rFonts w:eastAsiaTheme="minorHAnsi" w:cstheme="minorBidi"/>
+          <w:sz w:val="28"/>
+          <w:lang w:val="ru-RU"/>
+        </w:rPr>
+        <w:t>на</w:t>
+      </w:r>
+      <w:r>
+        <w:rPr>
+          <w:rFonts w:eastAsiaTheme="minorHAnsi" w:cstheme="minorBidi"/>
+          <w:sz w:val="28"/>
+        </w:rPr>
+        <w:t xml:space="preserve"> </w:t>
+      </w:r>
+      <w:r>
+        <w:rPr>
+          <w:rFonts w:eastAsiaTheme="minorHAnsi" w:cstheme="minorBidi"/>
+          <w:sz w:val="28"/>
+          <w:lang w:val="ru-RU"/>
+        </w:rPr>
+        <w:t>рисунке</w:t>
+      </w:r>
+      <w:r>
+        <w:rPr>
+          <w:rFonts w:eastAsiaTheme="minorHAnsi" w:cstheme="minorBidi"/>
+          <w:sz w:val="28"/>
+        </w:rPr>
+        <w:t xml:space="preserve"> </w:t>
+      </w:r>
+      <w:r>
+        <w:rPr>
+          <w:rFonts w:eastAsiaTheme="minorHAnsi" w:cstheme="minorBidi"/>
+          <w:sz w:val="28"/>
         </w:rPr>
         <w:t>13</w:t>
       </w:r>
@@ -4903,7 +4652,6 @@
         <w:rPr>
           <w:rFonts w:eastAsiaTheme="minorHAnsi" w:cstheme="minorBidi"/>
           <w:sz w:val="28"/>
-          <w:lang w:val="ru-RU"/>
         </w:rPr>
         <w:t>.</w:t>
       </w:r>
@@ -4917,7 +4665,6 @@
         <w:rPr>
           <w:sz w:val="28"/>
           <w:szCs w:val="28"/>
-          <w:lang w:val="ru-RU"/>
         </w:rPr>
       </w:pPr>
     </w:p>
@@ -4930,14 +4677,12 @@
         <w:rPr>
           <w:sz w:val="28"/>
           <w:szCs w:val="28"/>
-          <w:lang w:val="ru-RU"/>
         </w:rPr>
       </w:pPr>
       <w:r>
         <w:rPr>
           <w:sz w:val="28"/>
           <w:szCs w:val="28"/>
-          <w:lang w:val="ru-RU"/>
         </w:rPr>
         <w:br w:type="page"/>
       </w:r>
@@ -4956,6 +4701,7 @@
       <w:r>
         <w:rPr>
           <w:i w:val="0"/>
+          <w:noProof/>
           <w:color w:val="auto"/>
           <w:sz w:val="28"/>
           <w:lang w:val="ru-RU"/>
@@ -5174,25 +4920,7 @@
           <w:sz w:val="28"/>
           <w:lang w:val="ru-RU"/>
         </w:rPr>
-        <w:t xml:space="preserve"> со средой математических вычислений </w:t>
-      </w:r>
-      <w:proofErr w:type="spellStart"/>
-      <w:r>
-        <w:rPr>
-          <w:rFonts w:eastAsiaTheme="minorHAnsi" w:cstheme="minorBidi"/>
-          <w:sz w:val="28"/>
-          <w:lang w:val="ru-RU"/>
-        </w:rPr>
-        <w:t>Engee</w:t>
-      </w:r>
-      <w:proofErr w:type="spellEnd"/>
-      <w:r>
-        <w:rPr>
-          <w:rFonts w:eastAsiaTheme="minorHAnsi" w:cstheme="minorBidi"/>
-          <w:sz w:val="28"/>
-          <w:lang w:val="ru-RU"/>
-        </w:rPr>
-        <w:t>. Разобра</w:t>
+        <w:t xml:space="preserve"> со средой математических вычислений Engee. Разобра</w:t>
       </w:r>
       <w:r>
         <w:rPr>
@@ -5256,25 +4984,7 @@
           <w:sz w:val="28"/>
           <w:lang w:val="ru-RU"/>
         </w:rPr>
-        <w:t xml:space="preserve"> построение графиков с помощью библиотеки </w:t>
-      </w:r>
-      <w:proofErr w:type="spellStart"/>
-      <w:r>
-        <w:rPr>
-          <w:rFonts w:eastAsiaTheme="minorHAnsi" w:cstheme="minorBidi"/>
-          <w:sz w:val="28"/>
-          <w:lang w:val="ru-RU"/>
-        </w:rPr>
-        <w:t>Plots</w:t>
-      </w:r>
-      <w:proofErr w:type="spellEnd"/>
-      <w:r>
-        <w:rPr>
-          <w:rFonts w:eastAsiaTheme="minorHAnsi" w:cstheme="minorBidi"/>
-          <w:sz w:val="28"/>
-          <w:lang w:val="ru-RU"/>
-        </w:rPr>
-        <w:t>: настр</w:t>
+        <w:t xml:space="preserve"> построение графиков с помощью библиотеки Plots: настр</w:t>
       </w:r>
       <w:r>
         <w:rPr>
@@ -5377,43 +5087,7 @@
           <w:sz w:val="28"/>
           <w:lang w:val="ru-RU"/>
         </w:rPr>
-        <w:t xml:space="preserve"> ознакомительный курс "</w:t>
-      </w:r>
-      <w:proofErr w:type="spellStart"/>
-      <w:r>
-        <w:rPr>
-          <w:rFonts w:eastAsiaTheme="minorHAnsi" w:cstheme="minorBidi"/>
-          <w:sz w:val="28"/>
-          <w:lang w:val="ru-RU"/>
-        </w:rPr>
-        <w:t>Engee</w:t>
-      </w:r>
-      <w:proofErr w:type="spellEnd"/>
-      <w:r>
-        <w:rPr>
-          <w:rFonts w:eastAsiaTheme="minorHAnsi" w:cstheme="minorBidi"/>
-          <w:sz w:val="28"/>
-          <w:lang w:val="ru-RU"/>
-        </w:rPr>
-        <w:t xml:space="preserve"> </w:t>
-      </w:r>
-      <w:proofErr w:type="spellStart"/>
-      <w:r>
-        <w:rPr>
-          <w:rFonts w:eastAsiaTheme="minorHAnsi" w:cstheme="minorBidi"/>
-          <w:sz w:val="28"/>
-          <w:lang w:val="ru-RU"/>
-        </w:rPr>
-        <w:t>Onramp</w:t>
-      </w:r>
-      <w:proofErr w:type="spellEnd"/>
-      <w:r>
-        <w:rPr>
-          <w:rFonts w:eastAsiaTheme="minorHAnsi" w:cstheme="minorBidi"/>
-          <w:sz w:val="28"/>
-          <w:lang w:val="ru-RU"/>
-        </w:rPr>
-        <w:t>"</w:t>
+        <w:t xml:space="preserve"> ознакомительный курс "Engee Onramp"</w:t>
       </w:r>
       <w:r>
         <w:rPr>
@@ -5452,25 +5126,7 @@
           <w:sz w:val="28"/>
           <w:lang w:val="ru-RU"/>
         </w:rPr>
-        <w:t xml:space="preserve">В целом, среда </w:t>
-      </w:r>
-      <w:proofErr w:type="spellStart"/>
-      <w:r>
-        <w:rPr>
-          <w:rFonts w:eastAsiaTheme="minorHAnsi" w:cstheme="minorBidi"/>
-          <w:sz w:val="28"/>
-          <w:lang w:val="ru-RU"/>
-        </w:rPr>
-        <w:t>Engee</w:t>
-      </w:r>
-      <w:proofErr w:type="spellEnd"/>
-      <w:r>
-        <w:rPr>
-          <w:rFonts w:eastAsiaTheme="minorHAnsi" w:cstheme="minorBidi"/>
-          <w:sz w:val="28"/>
-          <w:lang w:val="ru-RU"/>
-        </w:rPr>
-        <w:t xml:space="preserve"> оказалась удобной и понятной для выполнения математических расчетов и построения графиков. Полученные навыки пригодятся для дальнейших работ по теории вероятностей и другим дисциплинам.</w:t>
+        <w:t>В целом, среда Engee оказалась удобной и понятной для выполнения математических расчетов и построения графиков. Полученные навыки пригодятся для дальнейших работ по теории вероятностей и другим дисциплинам.</w:t>
       </w:r>
     </w:p>
     <w:sectPr>
